--- a/Отчёт_по_практике.docx
+++ b/Отчёт_по_практике.docx
@@ -126,13 +126,15 @@
         <w:spacing w:after="120" w:line="240" w:lineRule="auto"/>
         <w:jc w:val="center"/>
         <w:rPr>
+          <w:sz w:val="15"/>
+          <w:szCs w:val="11"/>
           <w:lang w:val="ru-RU"/>
         </w:rPr>
       </w:pPr>
       <w:r>
         <w:rPr>
           <w:b/>
-          <w:sz w:val="56"/>
+          <w:szCs w:val="11"/>
           <w:lang w:val="ru-RU"/>
         </w:rPr>
         <w:t>ОТЧЁТ</w:t>
@@ -143,12 +145,14 @@
         <w:spacing w:after="360" w:line="240" w:lineRule="auto"/>
         <w:jc w:val="center"/>
         <w:rPr>
-          <w:lang w:val="ru-RU"/>
-        </w:rPr>
-      </w:pPr>
-      <w:r>
-        <w:rPr>
-          <w:sz w:val="32"/>
+          <w:sz w:val="24"/>
+          <w:szCs w:val="21"/>
+          <w:lang w:val="ru-RU"/>
+        </w:rPr>
+      </w:pPr>
+      <w:r>
+        <w:rPr>
+          <w:szCs w:val="21"/>
           <w:lang w:val="ru-RU"/>
         </w:rPr>
         <w:t>по учебной (ознакомительной) практике</w:t>
@@ -258,7 +262,6 @@
     <w:p>
       <w:pPr>
         <w:spacing w:before="480" w:line="240" w:lineRule="auto"/>
-        <w:jc w:val="right"/>
         <w:rPr>
           <w:sz w:val="32"/>
           <w:szCs w:val="24"/>
@@ -276,7 +279,22 @@
     <w:p>
       <w:pPr>
         <w:spacing w:line="240" w:lineRule="auto"/>
-        <w:jc w:val="right"/>
+        <w:rPr>
+          <w:szCs w:val="24"/>
+          <w:lang w:val="ru-RU"/>
+        </w:rPr>
+      </w:pPr>
+      <w:r>
+        <w:rPr>
+          <w:szCs w:val="24"/>
+          <w:lang w:val="ru-RU"/>
+        </w:rPr>
+        <w:t xml:space="preserve">Доцент/профессор </w:t>
+      </w:r>
+    </w:p>
+    <w:p>
+      <w:pPr>
+        <w:spacing w:line="240" w:lineRule="auto"/>
         <w:rPr>
           <w:sz w:val="32"/>
           <w:szCs w:val="24"/>
@@ -288,13 +306,12 @@
           <w:szCs w:val="24"/>
           <w:lang w:val="ru-RU"/>
         </w:rPr>
-        <w:t>Доцент/профессор Образовательного центра в сфере искусственного интеллекта</w:t>
+        <w:t>Образовательного центра в сфере искусственного интеллекта</w:t>
       </w:r>
     </w:p>
     <w:p>
       <w:pPr>
         <w:spacing w:line="240" w:lineRule="auto"/>
-        <w:jc w:val="right"/>
         <w:rPr>
           <w:sz w:val="32"/>
           <w:szCs w:val="24"/>
@@ -312,7 +329,6 @@
     <w:p>
       <w:pPr>
         <w:spacing w:line="240" w:lineRule="auto"/>
-        <w:jc w:val="right"/>
         <w:rPr>
           <w:sz w:val="32"/>
           <w:szCs w:val="24"/>
@@ -326,15 +342,6 @@
         </w:rPr>
         <w:t>Оценка: __________     Дата: __________</w:t>
       </w:r>
-    </w:p>
-    <w:p>
-      <w:pPr>
-        <w:spacing w:before="1200" w:line="240" w:lineRule="auto"/>
-        <w:jc w:val="center"/>
-        <w:rPr>
-          <w:lang w:val="ru-RU"/>
-        </w:rPr>
-      </w:pPr>
     </w:p>
     <w:p>
       <w:pPr>
@@ -1845,7 +1852,21 @@
         <w:rPr>
           <w:lang w:val="ru-RU"/>
         </w:rPr>
-        <w:t xml:space="preserve"> и структуру датасета </w:t>
+        <w:t xml:space="preserve"> и структуру </w:t>
+      </w:r>
+      <w:proofErr w:type="spellStart"/>
+      <w:r>
+        <w:rPr>
+          <w:lang w:val="ru-RU"/>
+        </w:rPr>
+        <w:t>датасета</w:t>
+      </w:r>
+      <w:proofErr w:type="spellEnd"/>
+      <w:r>
+        <w:rPr>
+          <w:lang w:val="ru-RU"/>
+        </w:rPr>
+        <w:t xml:space="preserve"> </w:t>
       </w:r>
       <w:r>
         <w:t>Instacart</w:t>
@@ -2087,7 +2108,21 @@
           <w:lang w:val="ru-RU"/>
         </w:rPr>
         <w:lastRenderedPageBreak/>
-        <w:t xml:space="preserve">(датасет </w:t>
+        <w:t>(</w:t>
+      </w:r>
+      <w:proofErr w:type="spellStart"/>
+      <w:r>
+        <w:rPr>
+          <w:lang w:val="ru-RU"/>
+        </w:rPr>
+        <w:t>датасет</w:t>
+      </w:r>
+      <w:proofErr w:type="spellEnd"/>
+      <w:r>
+        <w:rPr>
+          <w:lang w:val="ru-RU"/>
+        </w:rPr>
+        <w:t xml:space="preserve"> </w:t>
       </w:r>
       <w:r>
         <w:t>Instacart</w:t>
@@ -4929,10 +4964,10 @@
         <w:rPr>
           <w:rFonts w:ascii="Consolas" w:eastAsia="Consolas" w:hAnsi="Consolas" w:cs="Consolas"/>
           <w:sz w:val="24"/>
+          <w:lang w:val="ru-RU"/>
         </w:rPr>
         <w:t xml:space="preserve"> </w:t>
       </w:r>
-      <w:proofErr w:type="spellStart"/>
       <w:r>
         <w:rPr>
           <w:rFonts w:ascii="Consolas" w:eastAsia="Consolas" w:hAnsi="Consolas" w:cs="Consolas"/>
@@ -4944,6 +4979,7 @@
         <w:rPr>
           <w:rFonts w:ascii="Consolas" w:eastAsia="Consolas" w:hAnsi="Consolas" w:cs="Consolas"/>
           <w:sz w:val="24"/>
+          <w:lang w:val="ru-RU"/>
         </w:rPr>
         <w:t>_</w:t>
       </w:r>
@@ -4958,6 +4994,7 @@
         <w:rPr>
           <w:rFonts w:ascii="Consolas" w:eastAsia="Consolas" w:hAnsi="Consolas" w:cs="Consolas"/>
           <w:sz w:val="24"/>
+          <w:lang w:val="ru-RU"/>
         </w:rPr>
         <w:t>_</w:t>
       </w:r>
@@ -4968,11 +5005,11 @@
         </w:rPr>
         <w:t>text</w:t>
       </w:r>
-      <w:proofErr w:type="spellEnd"/>
       <w:r>
         <w:rPr>
           <w:rFonts w:ascii="Consolas" w:eastAsia="Consolas" w:hAnsi="Consolas" w:cs="Consolas"/>
           <w:sz w:val="24"/>
+          <w:lang w:val="ru-RU"/>
         </w:rPr>
         <w:t>(</w:t>
       </w:r>
@@ -4987,6 +5024,7 @@
         <w:rPr>
           <w:rFonts w:ascii="Consolas" w:eastAsia="Consolas" w:hAnsi="Consolas" w:cs="Consolas"/>
           <w:sz w:val="24"/>
+          <w:lang w:val="ru-RU"/>
         </w:rPr>
         <w:t>):</w:t>
       </w:r>
@@ -4994,6 +5032,7 @@
         <w:rPr>
           <w:rFonts w:ascii="Consolas" w:eastAsia="Consolas" w:hAnsi="Consolas" w:cs="Consolas"/>
           <w:sz w:val="24"/>
+          <w:lang w:val="ru-RU"/>
         </w:rPr>
         <w:br/>
         <w:t xml:space="preserve">    </w:t>
@@ -5009,6 +5048,7 @@
         <w:rPr>
           <w:rFonts w:ascii="Consolas" w:eastAsia="Consolas" w:hAnsi="Consolas" w:cs="Consolas"/>
           <w:sz w:val="24"/>
+          <w:lang w:val="ru-RU"/>
         </w:rPr>
         <w:t xml:space="preserve"> = []</w:t>
       </w:r>
@@ -5016,6 +5056,7 @@
         <w:rPr>
           <w:rFonts w:ascii="Consolas" w:eastAsia="Consolas" w:hAnsi="Consolas" w:cs="Consolas"/>
           <w:sz w:val="24"/>
+          <w:lang w:val="ru-RU"/>
         </w:rPr>
         <w:br/>
         <w:t xml:space="preserve">    </w:t>
@@ -5031,6 +5072,7 @@
         <w:rPr>
           <w:rFonts w:ascii="Consolas" w:eastAsia="Consolas" w:hAnsi="Consolas" w:cs="Consolas"/>
           <w:sz w:val="24"/>
+          <w:lang w:val="ru-RU"/>
         </w:rPr>
         <w:t xml:space="preserve"> </w:t>
       </w:r>
@@ -5047,6 +5089,7 @@
         <w:rPr>
           <w:rFonts w:ascii="Consolas" w:eastAsia="Consolas" w:hAnsi="Consolas" w:cs="Consolas"/>
           <w:sz w:val="24"/>
+          <w:lang w:val="ru-RU"/>
         </w:rPr>
         <w:t xml:space="preserve">, </w:t>
       </w:r>
@@ -5061,6 +5104,7 @@
         <w:rPr>
           <w:rFonts w:ascii="Consolas" w:eastAsia="Consolas" w:hAnsi="Consolas" w:cs="Consolas"/>
           <w:sz w:val="24"/>
+          <w:lang w:val="ru-RU"/>
         </w:rPr>
         <w:t xml:space="preserve"> </w:t>
       </w:r>
@@ -5075,6 +5119,7 @@
         <w:rPr>
           <w:rFonts w:ascii="Consolas" w:eastAsia="Consolas" w:hAnsi="Consolas" w:cs="Consolas"/>
           <w:sz w:val="24"/>
+          <w:lang w:val="ru-RU"/>
         </w:rPr>
         <w:t xml:space="preserve"> </w:t>
       </w:r>
@@ -5090,6 +5135,7 @@
         <w:rPr>
           <w:rFonts w:ascii="Consolas" w:eastAsia="Consolas" w:hAnsi="Consolas" w:cs="Consolas"/>
           <w:sz w:val="24"/>
+          <w:lang w:val="ru-RU"/>
         </w:rPr>
         <w:t>(</w:t>
       </w:r>
@@ -5105,6 +5151,7 @@
         <w:rPr>
           <w:rFonts w:ascii="Consolas" w:eastAsia="Consolas" w:hAnsi="Consolas" w:cs="Consolas"/>
           <w:sz w:val="24"/>
+          <w:lang w:val="ru-RU"/>
         </w:rPr>
         <w:t xml:space="preserve">, </w:t>
       </w:r>
@@ -5119,6 +5166,7 @@
         <w:rPr>
           <w:rFonts w:ascii="Consolas" w:eastAsia="Consolas" w:hAnsi="Consolas" w:cs="Consolas"/>
           <w:sz w:val="24"/>
+          <w:lang w:val="ru-RU"/>
         </w:rPr>
         <w:t>=1):</w:t>
       </w:r>
@@ -5126,11 +5174,11 @@
         <w:rPr>
           <w:rFonts w:ascii="Consolas" w:eastAsia="Consolas" w:hAnsi="Consolas" w:cs="Consolas"/>
           <w:sz w:val="24"/>
+          <w:lang w:val="ru-RU"/>
         </w:rPr>
         <w:br/>
         <w:t xml:space="preserve">        </w:t>
       </w:r>
-      <w:proofErr w:type="spellStart"/>
       <w:r>
         <w:rPr>
           <w:rFonts w:ascii="Consolas" w:eastAsia="Consolas" w:hAnsi="Consolas" w:cs="Consolas"/>
@@ -5142,6 +5190,7 @@
         <w:rPr>
           <w:rFonts w:ascii="Consolas" w:eastAsia="Consolas" w:hAnsi="Consolas" w:cs="Consolas"/>
           <w:sz w:val="24"/>
+          <w:lang w:val="ru-RU"/>
         </w:rPr>
         <w:t>.</w:t>
       </w:r>
@@ -5152,11 +5201,11 @@
         </w:rPr>
         <w:t>append</w:t>
       </w:r>
-      <w:proofErr w:type="spellEnd"/>
       <w:r>
         <w:rPr>
           <w:rFonts w:ascii="Consolas" w:eastAsia="Consolas" w:hAnsi="Consolas" w:cs="Consolas"/>
           <w:sz w:val="24"/>
+          <w:lang w:val="ru-RU"/>
         </w:rPr>
         <w:t>(</w:t>
       </w:r>
@@ -5164,6 +5213,7 @@
         <w:rPr>
           <w:rFonts w:ascii="Consolas" w:eastAsia="Consolas" w:hAnsi="Consolas" w:cs="Consolas"/>
           <w:sz w:val="24"/>
+          <w:lang w:val="ru-RU"/>
         </w:rPr>
         <w:br/>
         <w:t xml:space="preserve">            </w:t>
@@ -5179,6 +5229,7 @@
         <w:rPr>
           <w:rFonts w:ascii="Consolas" w:eastAsia="Consolas" w:hAnsi="Consolas" w:cs="Consolas"/>
           <w:sz w:val="24"/>
+          <w:lang w:val="ru-RU"/>
         </w:rPr>
         <w:t>"{</w:t>
       </w:r>
@@ -5195,6 +5246,7 @@
         <w:rPr>
           <w:rFonts w:ascii="Consolas" w:eastAsia="Consolas" w:hAnsi="Consolas" w:cs="Consolas"/>
           <w:sz w:val="24"/>
+          <w:lang w:val="ru-RU"/>
         </w:rPr>
         <w:t xml:space="preserve">}. </w:t>
       </w:r>
@@ -6399,7 +6451,39 @@
           <w:rFonts w:ascii="Consolas" w:eastAsia="Consolas" w:hAnsi="Consolas" w:cs="Consolas"/>
           <w:sz w:val="24"/>
         </w:rPr>
-        <w:t>LOGINOM_BASE = "https://edu.loginom.dev/lgi/rest/instacart_ws_Abakarov1/"</w:t>
+        <w:t>LOGINOM_BASE = "https://</w:t>
+      </w:r>
+      <w:proofErr w:type="spellStart"/>
+      <w:r>
+        <w:rPr>
+          <w:rFonts w:ascii="Consolas" w:eastAsia="Consolas" w:hAnsi="Consolas" w:cs="Consolas"/>
+          <w:sz w:val="24"/>
+        </w:rPr>
+        <w:t>edu.loginom.dev</w:t>
+      </w:r>
+      <w:proofErr w:type="spellEnd"/>
+      <w:r>
+        <w:rPr>
+          <w:rFonts w:ascii="Consolas" w:eastAsia="Consolas" w:hAnsi="Consolas" w:cs="Consolas"/>
+          <w:sz w:val="24"/>
+        </w:rPr>
+        <w:t>/</w:t>
+      </w:r>
+      <w:proofErr w:type="spellStart"/>
+      <w:r>
+        <w:rPr>
+          <w:rFonts w:ascii="Consolas" w:eastAsia="Consolas" w:hAnsi="Consolas" w:cs="Consolas"/>
+          <w:sz w:val="24"/>
+        </w:rPr>
+        <w:t>lgi</w:t>
+      </w:r>
+      <w:proofErr w:type="spellEnd"/>
+      <w:r>
+        <w:rPr>
+          <w:rFonts w:ascii="Consolas" w:eastAsia="Consolas" w:hAnsi="Consolas" w:cs="Consolas"/>
+          <w:sz w:val="24"/>
+        </w:rPr>
+        <w:t>/rest/instacart_ws_Abakarov1/"</w:t>
       </w:r>
       <w:r>
         <w:rPr>
@@ -8827,9 +8911,16 @@
         <w:rPr>
           <w:b/>
         </w:rPr>
-        <w:t>practica2</w:t>
+        <w:t>practica</w:t>
       </w:r>
       <w:proofErr w:type="spellEnd"/>
+      <w:r>
+        <w:rPr>
+          <w:b/>
+          <w:lang w:val="ru-RU"/>
+        </w:rPr>
+        <w:t>2</w:t>
+      </w:r>
       <w:r>
         <w:rPr>
           <w:b/>
@@ -11080,8 +11171,21 @@
             <w:pPr>
               <w:spacing w:line="240" w:lineRule="auto"/>
             </w:pPr>
-            <w:r>
-              <w:t xml:space="preserve">Черевиченко Николай </w:t>
+            <w:proofErr w:type="spellStart"/>
+            <w:r>
+              <w:t>Черевиченко</w:t>
+            </w:r>
+            <w:proofErr w:type="spellEnd"/>
+            <w:r>
+              <w:t xml:space="preserve"> </w:t>
+            </w:r>
+            <w:proofErr w:type="spellStart"/>
+            <w:r>
+              <w:t>Николай</w:t>
+            </w:r>
+            <w:proofErr w:type="spellEnd"/>
+            <w:r>
+              <w:t xml:space="preserve"> </w:t>
             </w:r>
             <w:proofErr w:type="spellStart"/>
             <w:r>
@@ -11370,6 +11474,10 @@
     <w:p>
       <w:pPr>
         <w:pStyle w:val="a"/>
+        <w:numPr>
+          <w:ilvl w:val="0"/>
+          <w:numId w:val="10"/>
+        </w:numPr>
         <w:jc w:val="both"/>
         <w:rPr>
           <w:lang w:val="ru-RU"/>
@@ -11959,6 +12067,12 @@
   </w:num>
   <w:num w:numId="9" w16cid:durableId="26954687">
     <w:abstractNumId w:val="0"/>
+  </w:num>
+  <w:num w:numId="10" w16cid:durableId="1607076360">
+    <w:abstractNumId w:val="7"/>
+    <w:lvlOverride w:ilvl="0">
+      <w:startOverride w:val="1"/>
+    </w:lvlOverride>
   </w:num>
 </w:numbering>
 </file>
